--- a/docs/docx/activity1-assessment.docx
+++ b/docs/docx/activity1-assessment.docx
@@ -12,6 +12,14 @@
     </w:p>
     <w:p>
       <w:pPr>
+        <w:pStyle w:val="FirstParagraph"/>
+      </w:pPr>
+      <w:r>
+        <w:t xml:space="preserve">The inherited application analyses NASA spacewalk (EVA) records stored in a JSON file. Each record has a country, a date and a duration. The program asks the user for the data file and a country, prints that country’s total EVA hours, sorts every EVA into Short, Standard or Long by duration, and plots the cumulative EVA hours over time.</w:t>
+      </w:r>
+    </w:p>
+    <w:p>
+      <w:pPr>
         <w:pStyle w:val="Heading2"/>
       </w:pPr>
       <w:r>
@@ -23,7 +31,75 @@
         <w:pStyle w:val="FirstParagraph"/>
       </w:pPr>
       <w:r>
-        <w:t xml:space="preserve">8 commits - Week 2 starter, country total, filename prompt (which also fixed undated EVAs being missed), duration categories and the handoff docs. Ran it with the supplied data and got USA 1360.07 h, Russia 626.58 h and 84/214/76, which matches the handoff.</w:t>
+        <w:t xml:space="preserve">The history shows the program was built up one feature at a time on top of the Week 2 starter code:</w:t>
+      </w:r>
+    </w:p>
+    <w:p>
+      <w:pPr>
+        <w:pStyle w:val="Compact"/>
+        <w:numPr>
+          <w:ilvl w:val="0"/>
+          <w:numId w:val="1001"/>
+        </w:numPr>
+      </w:pPr>
+      <w:r>
+        <w:t xml:space="preserve">The starter only loaded the data and drew the cumulative plot</w:t>
+      </w:r>
+    </w:p>
+    <w:p>
+      <w:pPr>
+        <w:pStyle w:val="Compact"/>
+        <w:numPr>
+          <w:ilvl w:val="0"/>
+          <w:numId w:val="1001"/>
+        </w:numPr>
+      </w:pPr>
+      <w:r>
+        <w:t xml:space="preserve">A country total was added - the user picks a country and gets its total EVA hours</w:t>
+      </w:r>
+    </w:p>
+    <w:p>
+      <w:pPr>
+        <w:pStyle w:val="Compact"/>
+        <w:numPr>
+          <w:ilvl w:val="0"/>
+          <w:numId w:val="1001"/>
+        </w:numPr>
+      </w:pPr>
+      <w:r>
+        <w:t xml:space="preserve">A filename prompt was added, and a bug was fixed where EVAs with no date were being left out of the totals</w:t>
+      </w:r>
+    </w:p>
+    <w:p>
+      <w:pPr>
+        <w:pStyle w:val="Compact"/>
+        <w:numPr>
+          <w:ilvl w:val="0"/>
+          <w:numId w:val="1001"/>
+        </w:numPr>
+      </w:pPr>
+      <w:r>
+        <w:t xml:space="preserve">Duration categories were added - each EVA is classed as Short (under 4 h), Standard (4-7 h) or Long (7 h+) with a count and percentage for each</w:t>
+      </w:r>
+    </w:p>
+    <w:p>
+      <w:pPr>
+        <w:pStyle w:val="Compact"/>
+        <w:numPr>
+          <w:ilvl w:val="0"/>
+          <w:numId w:val="1001"/>
+        </w:numPr>
+      </w:pPr>
+      <w:r>
+        <w:t xml:space="preserve">The previous developer then added handoff notes listing the expected results</w:t>
+      </w:r>
+    </w:p>
+    <w:p>
+      <w:pPr>
+        <w:pStyle w:val="FirstParagraph"/>
+      </w:pPr>
+      <w:r>
+        <w:t xml:space="preserve">Running it with the supplied data gives the same results as the handoff notes (e.g. USA 1360.07 h and Russia 626.58 h), so the inherited version works as described.</w:t>
       </w:r>
     </w:p>
     <w:p>
@@ -36,10 +112,90 @@
     </w:p>
     <w:p>
       <w:pPr>
+        <w:pStyle w:val="Compact"/>
+        <w:numPr>
+          <w:ilvl w:val="0"/>
+          <w:numId w:val="1002"/>
+        </w:numPr>
+      </w:pPr>
+      <w:r>
+        <w:t xml:space="preserve">Getting input - asking for the data file and a country</w:t>
+      </w:r>
+    </w:p>
+    <w:p>
+      <w:pPr>
+        <w:pStyle w:val="Compact"/>
+        <w:numPr>
+          <w:ilvl w:val="0"/>
+          <w:numId w:val="1002"/>
+        </w:numPr>
+      </w:pPr>
+      <w:r>
+        <w:t xml:space="preserve">Loading data - reading the JSON file into records</w:t>
+      </w:r>
+    </w:p>
+    <w:p>
+      <w:pPr>
+        <w:pStyle w:val="Compact"/>
+        <w:numPr>
+          <w:ilvl w:val="0"/>
+          <w:numId w:val="1002"/>
+        </w:numPr>
+      </w:pPr>
+      <w:r>
+        <w:t xml:space="preserve">Converting data - turning</w:t>
+      </w:r>
+      <w:r>
+        <w:t xml:space="preserve"> </w:t>
+      </w:r>
+      <w:r>
+        <w:t xml:space="preserve">“hours:minutes”</w:t>
+      </w:r>
+      <w:r>
+        <w:t xml:space="preserve"> </w:t>
+      </w:r>
+      <w:r>
+        <w:t xml:space="preserve">text into a number of hours</w:t>
+      </w:r>
+    </w:p>
+    <w:p>
+      <w:pPr>
+        <w:pStyle w:val="Compact"/>
+        <w:numPr>
+          <w:ilvl w:val="0"/>
+          <w:numId w:val="1002"/>
+        </w:numPr>
+      </w:pPr>
+      <w:r>
+        <w:t xml:space="preserve">Analysis - the country total, the duration categories and the running total for the plot</w:t>
+      </w:r>
+    </w:p>
+    <w:p>
+      <w:pPr>
+        <w:pStyle w:val="Compact"/>
+        <w:numPr>
+          <w:ilvl w:val="0"/>
+          <w:numId w:val="1002"/>
+        </w:numPr>
+      </w:pPr>
+      <w:r>
+        <w:t xml:space="preserve">Output - printing the results and drawing/saving the plot</w:t>
+      </w:r>
+    </w:p>
+    <w:p>
+      <w:pPr>
+        <w:pStyle w:val="Heading2"/>
+      </w:pPr>
+      <w:r>
+        <w:t xml:space="preserve">Existing modules and their responsibilities</w:t>
+      </w:r>
+    </w:p>
+    <w:p>
+      <w:pPr>
         <w:pStyle w:val="FirstParagraph"/>
       </w:pPr>
       <w:r>
-        <w:t xml:space="preserve">Asking for a filename and country, loading the JSON, converting hours:minutes durations, totalling a country’s hours, putting EVAs into duration categories, printing the results and drawing the cumulative plot.</w:t>
+        <w:t xml:space="preserve">There’s essentially only one module - a single 70 line script with no functions. It runs from top to bottom, so every responsibility above lives in the same file. There’s no separation between what the program calculates and how it gets input or shows results.</w:t>
       </w:r>
     </w:p>
     <w:p>
@@ -47,7 +203,131 @@
         <w:pStyle w:val="Heading2"/>
       </w:pPr>
       <w:r>
-        <w:t xml:space="preserve">Existing modules and their responsibilities</w:t>
+        <w:t xml:space="preserve">Areas where responsibilities are mixed</w:t>
+      </w:r>
+    </w:p>
+    <w:p>
+      <w:pPr>
+        <w:pStyle w:val="Compact"/>
+        <w:numPr>
+          <w:ilvl w:val="0"/>
+          <w:numId w:val="1003"/>
+        </w:numPr>
+      </w:pPr>
+      <w:r>
+        <w:t xml:space="preserve">A single loop over the records does the conversion, the categorising, the country total and the plot data all at the same time</w:t>
+      </w:r>
+    </w:p>
+    <w:p>
+      <w:pPr>
+        <w:pStyle w:val="Compact"/>
+        <w:numPr>
+          <w:ilvl w:val="0"/>
+          <w:numId w:val="1003"/>
+        </w:numPr>
+      </w:pPr>
+      <w:r>
+        <w:t xml:space="preserve">The user prompts sit between loading the file and processing it, so the analysis can’t run without a user typing</w:t>
+      </w:r>
+    </w:p>
+    <w:p>
+      <w:pPr>
+        <w:pStyle w:val="Compact"/>
+        <w:numPr>
+          <w:ilvl w:val="0"/>
+          <w:numId w:val="1003"/>
+        </w:numPr>
+      </w:pPr>
+      <w:r>
+        <w:t xml:space="preserve">Printing is mixed in with the calculations, e.g. the percentages are worked out inside the print loop</w:t>
+      </w:r>
+    </w:p>
+    <w:p>
+      <w:pPr>
+        <w:pStyle w:val="Heading2"/>
+      </w:pPr>
+      <w:r>
+        <w:t xml:space="preserve">Dependencies between different parts of the application</w:t>
+      </w:r>
+    </w:p>
+    <w:p>
+      <w:pPr>
+        <w:pStyle w:val="Compact"/>
+        <w:numPr>
+          <w:ilvl w:val="0"/>
+          <w:numId w:val="1004"/>
+        </w:numPr>
+      </w:pPr>
+      <w:r>
+        <w:t xml:space="preserve">Every step relies on shared variables at the top of the script (the loaded data, the chosen country and the running totals), so changing one part can easily affect another</w:t>
+      </w:r>
+    </w:p>
+    <w:p>
+      <w:pPr>
+        <w:pStyle w:val="Compact"/>
+        <w:numPr>
+          <w:ilvl w:val="0"/>
+          <w:numId w:val="1004"/>
+        </w:numPr>
+      </w:pPr>
+      <w:r>
+        <w:t xml:space="preserve">The country total depends directly on what the user typed, with no checking - an unknown country just gives 0</w:t>
+      </w:r>
+    </w:p>
+    <w:p>
+      <w:pPr>
+        <w:pStyle w:val="Compact"/>
+        <w:numPr>
+          <w:ilvl w:val="0"/>
+          <w:numId w:val="1004"/>
+        </w:numPr>
+      </w:pPr>
+      <w:r>
+        <w:t xml:space="preserve">The script uses the keyboard, the screen, the data file and matplotlib directly, with nothing in between. Changing any of these (e.g. reading from a different source) means editing the core logic</w:t>
+      </w:r>
+    </w:p>
+    <w:p>
+      <w:pPr>
+        <w:pStyle w:val="Heading2"/>
+      </w:pPr>
+      <w:r>
+        <w:t xml:space="preserve">Functionality that is difficult to test independently</w:t>
+      </w:r>
+    </w:p>
+    <w:p>
+      <w:pPr>
+        <w:pStyle w:val="Compact"/>
+        <w:numPr>
+          <w:ilvl w:val="0"/>
+          <w:numId w:val="1005"/>
+        </w:numPr>
+      </w:pPr>
+      <w:r>
+        <w:t xml:space="preserve">None of the calculations can be tested on their own - there are no functions to call, so the only way to check a total is to run the whole program, type the inputs and close the plot window</w:t>
+      </w:r>
+    </w:p>
+    <w:p>
+      <w:pPr>
+        <w:pStyle w:val="Compact"/>
+        <w:numPr>
+          <w:ilvl w:val="0"/>
+          <w:numId w:val="1005"/>
+        </w:numPr>
+      </w:pPr>
+      <w:r>
+        <w:t xml:space="preserve">There are no automated tests</w:t>
+      </w:r>
+    </w:p>
+    <w:p>
+      <w:pPr>
+        <w:pStyle w:val="Compact"/>
+        <w:numPr>
+          <w:ilvl w:val="0"/>
+          <w:numId w:val="1005"/>
+        </w:numPr>
+      </w:pPr>
+      <w:r>
+        <w:t xml:space="preserve">Error cases are hard to check - a wrong filename or a broken record crashes the program, and an unknown country silently returns 0</w:t>
       </w:r>
     </w:p>
     <w:p>
@@ -55,55 +335,7 @@
         <w:pStyle w:val="FirstParagraph"/>
       </w:pPr>
       <w:r>
-        <w:t xml:space="preserve">Essentially just one - a 70 line script with no functions that does everything top to bottom. The rest of the repo is the dataset, requirements and docs.</w:t>
-      </w:r>
-    </w:p>
-    <w:p>
-      <w:pPr>
-        <w:pStyle w:val="Heading2"/>
-      </w:pPr>
-      <w:r>
-        <w:t xml:space="preserve">Areas where responsibilities are mixed</w:t>
-      </w:r>
-    </w:p>
-    <w:p>
-      <w:pPr>
-        <w:pStyle w:val="FirstParagraph"/>
-      </w:pPr>
-      <w:r>
-        <w:t xml:space="preserve">One loop converts each duration, picks its category, adds to the country total and builds the plot data all at once. The prompts sit between loading and processing, and printing is mixed in with the percentage maths.</w:t>
-      </w:r>
-    </w:p>
-    <w:p>
-      <w:pPr>
-        <w:pStyle w:val="Heading2"/>
-      </w:pPr>
-      <w:r>
-        <w:t xml:space="preserve">Dependencies between different parts of the application</w:t>
-      </w:r>
-    </w:p>
-    <w:p>
-      <w:pPr>
-        <w:pStyle w:val="FirstParagraph"/>
-      </w:pPr>
-      <w:r>
-        <w:t xml:space="preserve">Everything shares the same top level variables - the loaded data, chosen country and running totals. It also calls input(), print(), the file and matplotlib directly, so changing any of them means editing the whole script.</w:t>
-      </w:r>
-    </w:p>
-    <w:p>
-      <w:pPr>
-        <w:pStyle w:val="Heading2"/>
-      </w:pPr>
-      <w:r>
-        <w:t xml:space="preserve">Functionality that is difficult to test independently</w:t>
-      </w:r>
-    </w:p>
-    <w:p>
-      <w:pPr>
-        <w:pStyle w:val="FirstParagraph"/>
-      </w:pPr>
-      <w:r>
-        <w:t xml:space="preserve">All of it - there are no functions to call and no tests, so checking a number means running it by hand and closing the plot. Bad input is hard to check too, a wrong filename crashes it and an unknown country just gives 0.00.</w:t>
+        <w:t xml:space="preserve">Because of this, the code needs to be split up before the new comparison feature is added, otherwise it would go into the same loop and make the problem worse.</w:t>
       </w:r>
     </w:p>
     <w:sectPr>
@@ -145,7 +377,7 @@
     <w:multiLevelType w:val="multilevel"/>
     <w:lvl w:ilvl="0">
       <w:numFmt w:val="bullet"/>
-      <w:lvlText w:val=" "/>
+      <w:lvlText w:val="•"/>
       <w:lvlJc w:val="left"/>
       <w:pPr>
         <w:ind w:left="720" w:hanging="360"/>
@@ -153,7 +385,7 @@
     </w:lvl>
     <w:lvl w:ilvl="1">
       <w:numFmt w:val="bullet"/>
-      <w:lvlText w:val=" "/>
+      <w:lvlText w:val="•"/>
       <w:lvlJc w:val="left"/>
       <w:pPr>
         <w:ind w:left="1440" w:hanging="360"/>
@@ -161,7 +393,7 @@
     </w:lvl>
     <w:lvl w:ilvl="2">
       <w:numFmt w:val="bullet"/>
-      <w:lvlText w:val=" "/>
+      <w:lvlText w:val="•"/>
       <w:lvlJc w:val="left"/>
       <w:pPr>
         <w:ind w:left="2160" w:hanging="360"/>
@@ -169,7 +401,7 @@
     </w:lvl>
     <w:lvl w:ilvl="3">
       <w:numFmt w:val="bullet"/>
-      <w:lvlText w:val=" "/>
+      <w:lvlText w:val="•"/>
       <w:lvlJc w:val="left"/>
       <w:pPr>
         <w:ind w:left="2880" w:hanging="360"/>
@@ -177,7 +409,7 @@
     </w:lvl>
     <w:lvl w:ilvl="4">
       <w:numFmt w:val="bullet"/>
-      <w:lvlText w:val=" "/>
+      <w:lvlText w:val="•"/>
       <w:lvlJc w:val="left"/>
       <w:pPr>
         <w:ind w:left="3600" w:hanging="360"/>
@@ -185,7 +417,7 @@
     </w:lvl>
     <w:lvl w:ilvl="5">
       <w:numFmt w:val="bullet"/>
-      <w:lvlText w:val=" "/>
+      <w:lvlText w:val="•"/>
       <w:lvlJc w:val="left"/>
       <w:pPr>
         <w:ind w:left="4320" w:hanging="360"/>
@@ -193,7 +425,7 @@
     </w:lvl>
     <w:lvl w:ilvl="6">
       <w:numFmt w:val="bullet"/>
-      <w:lvlText w:val=" "/>
+      <w:lvlText w:val="•"/>
       <w:lvlJc w:val="left"/>
       <w:pPr>
         <w:ind w:left="5040" w:hanging="360"/>
@@ -201,7 +433,7 @@
     </w:lvl>
     <w:lvl w:ilvl="7">
       <w:numFmt w:val="bullet"/>
-      <w:lvlText w:val=" "/>
+      <w:lvlText w:val="•"/>
       <w:lvlJc w:val="left"/>
       <w:pPr>
         <w:ind w:left="5760" w:hanging="360"/>
@@ -209,15 +441,133 @@
     </w:lvl>
     <w:lvl w:ilvl="8">
       <w:numFmt w:val="bullet"/>
-      <w:lvlText w:val=" "/>
+      <w:lvlText w:val="•"/>
       <w:lvlJc w:val="left"/>
       <w:pPr>
         <w:ind w:left="6480" w:hanging="360"/>
       </w:pPr>
+    </w:lvl>
+  </w:abstractNum>
+  <w:abstractNum w:abstractNumId="991">
+    <w:nsid w:val="0000A991"/>
+    <w:multiLevelType w:val="multilevel"/>
+    <w:lvl w:ilvl="0">
+      <w:numFmt w:val="bullet"/>
+      <w:lvlText w:val=""/>
+      <w:lvlJc w:val="left"/>
+      <w:pPr>
+        <w:ind w:left="720" w:hanging="360"/>
+      </w:pPr>
+      <w:rPr>
+        <w:rFonts w:ascii="Symbol" w:hAnsi="Symbol" w:cs="Symbol" w:hint="default"/>
+      </w:rPr>
+    </w:lvl>
+    <w:lvl w:ilvl="1">
+      <w:numFmt w:val="bullet"/>
+      <w:lvlText w:val="o"/>
+      <w:lvlJc w:val="left"/>
+      <w:pPr>
+        <w:ind w:left="1440" w:hanging="360"/>
+      </w:pPr>
+      <w:rPr>
+        <w:rFonts w:ascii="Courier New" w:hAnsi="Courier New" w:cs="Courier New" w:hint="default"/>
+      </w:rPr>
+    </w:lvl>
+    <w:lvl w:ilvl="2">
+      <w:numFmt w:val="bullet"/>
+      <w:lvlText w:val=""/>
+      <w:lvlJc w:val="left"/>
+      <w:pPr>
+        <w:ind w:left="2160" w:hanging="360"/>
+      </w:pPr>
+      <w:rPr>
+        <w:rFonts w:ascii="Wingdings" w:hAnsi="Wingdings" w:cs="Wingdings" w:hint="default"/>
+      </w:rPr>
+    </w:lvl>
+    <w:lvl w:ilvl="3">
+      <w:numFmt w:val="bullet"/>
+      <w:lvlText w:val=""/>
+      <w:lvlJc w:val="left"/>
+      <w:pPr>
+        <w:ind w:left="2880" w:hanging="360"/>
+      </w:pPr>
+      <w:rPr>
+        <w:rFonts w:ascii="Symbol" w:hAnsi="Symbol" w:cs="Symbol" w:hint="default"/>
+      </w:rPr>
+    </w:lvl>
+    <w:lvl w:ilvl="4">
+      <w:numFmt w:val="bullet"/>
+      <w:lvlText w:val="o"/>
+      <w:lvlJc w:val="left"/>
+      <w:pPr>
+        <w:ind w:left="3600" w:hanging="360"/>
+      </w:pPr>
+      <w:rPr>
+        <w:rFonts w:ascii="Courier New" w:hAnsi="Courier New" w:cs="Courier New" w:hint="default"/>
+      </w:rPr>
+    </w:lvl>
+    <w:lvl w:ilvl="5">
+      <w:numFmt w:val="bullet"/>
+      <w:lvlText w:val=""/>
+      <w:lvlJc w:val="left"/>
+      <w:pPr>
+        <w:ind w:left="4320" w:hanging="360"/>
+      </w:pPr>
+      <w:rPr>
+        <w:rFonts w:ascii="Wingdings" w:hAnsi="Wingdings" w:cs="Wingdings" w:hint="default"/>
+      </w:rPr>
+    </w:lvl>
+    <w:lvl w:ilvl="6">
+      <w:numFmt w:val="bullet"/>
+      <w:lvlText w:val=""/>
+      <w:lvlJc w:val="left"/>
+      <w:pPr>
+        <w:ind w:left="5040" w:hanging="360"/>
+      </w:pPr>
+      <w:rPr>
+        <w:rFonts w:ascii="Symbol" w:hAnsi="Symbol" w:cs="Symbol" w:hint="default"/>
+      </w:rPr>
+    </w:lvl>
+    <w:lvl w:ilvl="7">
+      <w:numFmt w:val="bullet"/>
+      <w:lvlText w:val="o"/>
+      <w:lvlJc w:val="left"/>
+      <w:pPr>
+        <w:ind w:left="5760" w:hanging="360"/>
+      </w:pPr>
+      <w:rPr>
+        <w:rFonts w:ascii="Courier New" w:hAnsi="Courier New" w:cs="Courier New" w:hint="default"/>
+      </w:rPr>
+    </w:lvl>
+    <w:lvl w:ilvl="8">
+      <w:numFmt w:val="bullet"/>
+      <w:lvlText w:val=""/>
+      <w:lvlJc w:val="left"/>
+      <w:pPr>
+        <w:ind w:left="6480" w:hanging="360"/>
+      </w:pPr>
+      <w:rPr>
+        <w:rFonts w:ascii="Wingdings" w:hAnsi="Wingdings" w:cs="Wingdings" w:hint="default"/>
+      </w:rPr>
     </w:lvl>
   </w:abstractNum>
   <w:num w:numId="1000">
     <w:abstractNumId w:val="990"/>
+  </w:num>
+  <w:num w:numId="1001">
+    <w:abstractNumId w:val="991"/>
+  </w:num>
+  <w:num w:numId="1002">
+    <w:abstractNumId w:val="991"/>
+  </w:num>
+  <w:num w:numId="1003">
+    <w:abstractNumId w:val="991"/>
+  </w:num>
+  <w:num w:numId="1004">
+    <w:abstractNumId w:val="991"/>
+  </w:num>
+  <w:num w:numId="1005">
+    <w:abstractNumId w:val="991"/>
   </w:num>
 </w:numbering>
 </file>

--- a/docs/docx/activity1-assessment.docx
+++ b/docs/docx/activity1-assessment.docx
@@ -15,7 +15,7 @@
         <w:pStyle w:val="FirstParagraph"/>
       </w:pPr>
       <w:r>
-        <w:t xml:space="preserve">The inherited application analyses NASA spacewalk (EVA) records stored in a JSON file. Each record has a country, a date and a duration. The program asks the user for the data file and a country, prints that country’s total EVA hours, sorts every EVA into Short, Standard or Long by duration, and plots the cumulative EVA hours over time.</w:t>
+        <w:t xml:space="preserve">The app reads NASA spacewalk (EVA) records, prints a country’s total EVA hours, groups EVAs into Short/Standard/Long and plots cumulative hours over time.</w:t>
       </w:r>
     </w:p>
     <w:p>
@@ -31,7 +31,15 @@
         <w:pStyle w:val="FirstParagraph"/>
       </w:pPr>
       <w:r>
-        <w:t xml:space="preserve">The history shows the program was built up one feature at a time on top of the Week 2 starter code:</w:t>
+        <w:t xml:space="preserve">Built up one feature at a time - country total, filename prompt, duration categories, then handoff notes. Running it matches the handoff results (USA 1360.07 h, Russia 626.58 h).</w:t>
+      </w:r>
+    </w:p>
+    <w:p>
+      <w:pPr>
+        <w:pStyle w:val="Heading2"/>
+      </w:pPr>
+      <w:r>
+        <w:t xml:space="preserve">Identify the principal responsibilities currently implemented</w:t>
       </w:r>
     </w:p>
     <w:p>
@@ -43,7 +51,7 @@
         </w:numPr>
       </w:pPr>
       <w:r>
-        <w:t xml:space="preserve">The starter only loaded the data and drew the cumulative plot</w:t>
+        <w:t xml:space="preserve">Getting input (file and country)</w:t>
       </w:r>
     </w:p>
     <w:p>
@@ -55,7 +63,7 @@
         </w:numPr>
       </w:pPr>
       <w:r>
-        <w:t xml:space="preserve">A country total was added - the user picks a country and gets its total EVA hours</w:t>
+        <w:t xml:space="preserve">Loading the JSON</w:t>
       </w:r>
     </w:p>
     <w:p>
@@ -67,7 +75,7 @@
         </w:numPr>
       </w:pPr>
       <w:r>
-        <w:t xml:space="preserve">A filename prompt was added, and a bug was fixed where EVAs with no date were being left out of the totals</w:t>
+        <w:t xml:space="preserve">Calculating totals and categories</w:t>
       </w:r>
     </w:p>
     <w:p>
@@ -79,19 +87,15 @@
         </w:numPr>
       </w:pPr>
       <w:r>
-        <w:t xml:space="preserve">Duration categories were added - each EVA is classed as Short (under 4 h), Standard (4-7 h) or Long (7 h+) with a count and percentage for each</w:t>
-      </w:r>
-    </w:p>
-    <w:p>
-      <w:pPr>
-        <w:pStyle w:val="Compact"/>
-        <w:numPr>
-          <w:ilvl w:val="0"/>
-          <w:numId w:val="1001"/>
-        </w:numPr>
-      </w:pPr>
-      <w:r>
-        <w:t xml:space="preserve">The previous developer then added handoff notes listing the expected results</w:t>
+        <w:t xml:space="preserve">Printing results and plotting</w:t>
+      </w:r>
+    </w:p>
+    <w:p>
+      <w:pPr>
+        <w:pStyle w:val="Heading2"/>
+      </w:pPr>
+      <w:r>
+        <w:t xml:space="preserve">Existing modules and their responsibilities</w:t>
       </w:r>
     </w:p>
     <w:p>
@@ -99,7 +103,7 @@
         <w:pStyle w:val="FirstParagraph"/>
       </w:pPr>
       <w:r>
-        <w:t xml:space="preserve">Running it with the supplied data gives the same results as the handoff notes (e.g. USA 1360.07 h and Russia 626.58 h), so the inherited version works as described.</w:t>
+        <w:t xml:space="preserve">Just one - a 70 line script with no functions that does all of the above.</w:t>
       </w:r>
     </w:p>
     <w:p>
@@ -107,79 +111,15 @@
         <w:pStyle w:val="Heading2"/>
       </w:pPr>
       <w:r>
-        <w:t xml:space="preserve">Identify the principal responsibilities currently implemented</w:t>
-      </w:r>
-    </w:p>
-    <w:p>
-      <w:pPr>
-        <w:pStyle w:val="Compact"/>
-        <w:numPr>
-          <w:ilvl w:val="0"/>
-          <w:numId w:val="1002"/>
-        </w:numPr>
-      </w:pPr>
-      <w:r>
-        <w:t xml:space="preserve">Getting input - asking for the data file and a country</w:t>
-      </w:r>
-    </w:p>
-    <w:p>
-      <w:pPr>
-        <w:pStyle w:val="Compact"/>
-        <w:numPr>
-          <w:ilvl w:val="0"/>
-          <w:numId w:val="1002"/>
-        </w:numPr>
-      </w:pPr>
-      <w:r>
-        <w:t xml:space="preserve">Loading data - reading the JSON file into records</w:t>
-      </w:r>
-    </w:p>
-    <w:p>
-      <w:pPr>
-        <w:pStyle w:val="Compact"/>
-        <w:numPr>
-          <w:ilvl w:val="0"/>
-          <w:numId w:val="1002"/>
-        </w:numPr>
-      </w:pPr>
-      <w:r>
-        <w:t xml:space="preserve">Converting data - turning</w:t>
-      </w:r>
-      <w:r>
-        <w:t xml:space="preserve"> </w:t>
-      </w:r>
-      <w:r>
-        <w:t xml:space="preserve">“hours:minutes”</w:t>
-      </w:r>
-      <w:r>
-        <w:t xml:space="preserve"> </w:t>
-      </w:r>
-      <w:r>
-        <w:t xml:space="preserve">text into a number of hours</w:t>
-      </w:r>
-    </w:p>
-    <w:p>
-      <w:pPr>
-        <w:pStyle w:val="Compact"/>
-        <w:numPr>
-          <w:ilvl w:val="0"/>
-          <w:numId w:val="1002"/>
-        </w:numPr>
-      </w:pPr>
-      <w:r>
-        <w:t xml:space="preserve">Analysis - the country total, the duration categories and the running total for the plot</w:t>
-      </w:r>
-    </w:p>
-    <w:p>
-      <w:pPr>
-        <w:pStyle w:val="Compact"/>
-        <w:numPr>
-          <w:ilvl w:val="0"/>
-          <w:numId w:val="1002"/>
-        </w:numPr>
-      </w:pPr>
-      <w:r>
-        <w:t xml:space="preserve">Output - printing the results and drawing/saving the plot</w:t>
+        <w:t xml:space="preserve">Areas where responsibilities are mixed</w:t>
+      </w:r>
+    </w:p>
+    <w:p>
+      <w:pPr>
+        <w:pStyle w:val="FirstParagraph"/>
+      </w:pPr>
+      <w:r>
+        <w:t xml:space="preserve">One loop does the conversion, categories, country total and plot data at once, with printing mixed into the calculations.</w:t>
       </w:r>
     </w:p>
     <w:p>
@@ -187,7 +127,7 @@
         <w:pStyle w:val="Heading2"/>
       </w:pPr>
       <w:r>
-        <w:t xml:space="preserve">Existing modules and their responsibilities</w:t>
+        <w:t xml:space="preserve">Dependencies between different parts of the application</w:t>
       </w:r>
     </w:p>
     <w:p>
@@ -195,7 +135,7 @@
         <w:pStyle w:val="FirstParagraph"/>
       </w:pPr>
       <w:r>
-        <w:t xml:space="preserve">There’s essentially only one module - a single 70 line script with no functions. It runs from top to bottom, so every responsibility above lives in the same file. There’s no separation between what the program calculates and how it gets input or shows results.</w:t>
+        <w:t xml:space="preserve">Everything shares the same variables and uses the keyboard, screen, file and matplotlib directly.</w:t>
       </w:r>
     </w:p>
     <w:p>
@@ -203,139 +143,15 @@
         <w:pStyle w:val="Heading2"/>
       </w:pPr>
       <w:r>
-        <w:t xml:space="preserve">Areas where responsibilities are mixed</w:t>
-      </w:r>
-    </w:p>
-    <w:p>
-      <w:pPr>
-        <w:pStyle w:val="Compact"/>
-        <w:numPr>
-          <w:ilvl w:val="0"/>
-          <w:numId w:val="1003"/>
-        </w:numPr>
-      </w:pPr>
-      <w:r>
-        <w:t xml:space="preserve">A single loop over the records does the conversion, the categorising, the country total and the plot data all at the same time</w:t>
-      </w:r>
-    </w:p>
-    <w:p>
-      <w:pPr>
-        <w:pStyle w:val="Compact"/>
-        <w:numPr>
-          <w:ilvl w:val="0"/>
-          <w:numId w:val="1003"/>
-        </w:numPr>
-      </w:pPr>
-      <w:r>
-        <w:t xml:space="preserve">The user prompts sit between loading the file and processing it, so the analysis can’t run without a user typing</w:t>
-      </w:r>
-    </w:p>
-    <w:p>
-      <w:pPr>
-        <w:pStyle w:val="Compact"/>
-        <w:numPr>
-          <w:ilvl w:val="0"/>
-          <w:numId w:val="1003"/>
-        </w:numPr>
-      </w:pPr>
-      <w:r>
-        <w:t xml:space="preserve">Printing is mixed in with the calculations, e.g. the percentages are worked out inside the print loop</w:t>
-      </w:r>
-    </w:p>
-    <w:p>
-      <w:pPr>
-        <w:pStyle w:val="Heading2"/>
-      </w:pPr>
-      <w:r>
-        <w:t xml:space="preserve">Dependencies between different parts of the application</w:t>
-      </w:r>
-    </w:p>
-    <w:p>
-      <w:pPr>
-        <w:pStyle w:val="Compact"/>
-        <w:numPr>
-          <w:ilvl w:val="0"/>
-          <w:numId w:val="1004"/>
-        </w:numPr>
-      </w:pPr>
-      <w:r>
-        <w:t xml:space="preserve">Every step relies on shared variables at the top of the script (the loaded data, the chosen country and the running totals), so changing one part can easily affect another</w:t>
-      </w:r>
-    </w:p>
-    <w:p>
-      <w:pPr>
-        <w:pStyle w:val="Compact"/>
-        <w:numPr>
-          <w:ilvl w:val="0"/>
-          <w:numId w:val="1004"/>
-        </w:numPr>
-      </w:pPr>
-      <w:r>
-        <w:t xml:space="preserve">The country total depends directly on what the user typed, with no checking - an unknown country just gives 0</w:t>
-      </w:r>
-    </w:p>
-    <w:p>
-      <w:pPr>
-        <w:pStyle w:val="Compact"/>
-        <w:numPr>
-          <w:ilvl w:val="0"/>
-          <w:numId w:val="1004"/>
-        </w:numPr>
-      </w:pPr>
-      <w:r>
-        <w:t xml:space="preserve">The script uses the keyboard, the screen, the data file and matplotlib directly, with nothing in between. Changing any of these (e.g. reading from a different source) means editing the core logic</w:t>
-      </w:r>
-    </w:p>
-    <w:p>
-      <w:pPr>
-        <w:pStyle w:val="Heading2"/>
-      </w:pPr>
-      <w:r>
         <w:t xml:space="preserve">Functionality that is difficult to test independently</w:t>
       </w:r>
     </w:p>
     <w:p>
       <w:pPr>
-        <w:pStyle w:val="Compact"/>
-        <w:numPr>
-          <w:ilvl w:val="0"/>
-          <w:numId w:val="1005"/>
-        </w:numPr>
-      </w:pPr>
-      <w:r>
-        <w:t xml:space="preserve">None of the calculations can be tested on their own - there are no functions to call, so the only way to check a total is to run the whole program, type the inputs and close the plot window</w:t>
-      </w:r>
-    </w:p>
-    <w:p>
-      <w:pPr>
-        <w:pStyle w:val="Compact"/>
-        <w:numPr>
-          <w:ilvl w:val="0"/>
-          <w:numId w:val="1005"/>
-        </w:numPr>
-      </w:pPr>
-      <w:r>
-        <w:t xml:space="preserve">There are no automated tests</w:t>
-      </w:r>
-    </w:p>
-    <w:p>
-      <w:pPr>
-        <w:pStyle w:val="Compact"/>
-        <w:numPr>
-          <w:ilvl w:val="0"/>
-          <w:numId w:val="1005"/>
-        </w:numPr>
-      </w:pPr>
-      <w:r>
-        <w:t xml:space="preserve">Error cases are hard to check - a wrong filename or a broken record crashes the program, and an unknown country silently returns 0</w:t>
-      </w:r>
-    </w:p>
-    <w:p>
-      <w:pPr>
         <w:pStyle w:val="FirstParagraph"/>
       </w:pPr>
       <w:r>
-        <w:t xml:space="preserve">Because of this, the code needs to be split up before the new comparison feature is added, otherwise it would go into the same loop and make the problem worse.</w:t>
+        <w:t xml:space="preserve">All of it - there are no functions or tests, so the only way to check a result is to run it by hand.</w:t>
       </w:r>
     </w:p>
     <w:sectPr>
@@ -555,18 +371,6 @@
     <w:abstractNumId w:val="990"/>
   </w:num>
   <w:num w:numId="1001">
-    <w:abstractNumId w:val="991"/>
-  </w:num>
-  <w:num w:numId="1002">
-    <w:abstractNumId w:val="991"/>
-  </w:num>
-  <w:num w:numId="1003">
-    <w:abstractNumId w:val="991"/>
-  </w:num>
-  <w:num w:numId="1004">
-    <w:abstractNumId w:val="991"/>
-  </w:num>
-  <w:num w:numId="1005">
     <w:abstractNumId w:val="991"/>
   </w:num>
 </w:numbering>
